--- a/docs/assets/attachments/modules/13.-logistic-regression-basics/13.1-sample-logistic-regression.docx
+++ b/docs/assets/attachments/modules/13.-logistic-regression-basics/13.1-sample-logistic-regression.docx
@@ -1,6 +1,6 @@
 
 <file path=word/document.xml><?xml version="1.0" encoding="utf-8"?>
-<w:document xmlns:wpc="http://schemas.microsoft.com/office/word/2010/wordprocessingCanvas" xmlns:cx="http://schemas.microsoft.com/office/drawing/2014/chartex" xmlns:cx1="http://schemas.microsoft.com/office/drawing/2015/9/8/chartex" xmlns:cx2="http://schemas.microsoft.com/office/drawing/2015/10/21/chartex" xmlns:cx3="http://schemas.microsoft.com/office/drawing/2016/5/9/chartex" xmlns:cx4="http://schemas.microsoft.com/office/drawing/2016/5/10/chartex" xmlns:cx5="http://schemas.microsoft.com/office/drawing/2016/5/11/chartex" xmlns:cx6="http://schemas.microsoft.com/office/drawing/2016/5/12/chartex" xmlns:cx7="http://schemas.microsoft.com/office/drawing/2016/5/13/chartex" xmlns:cx8="http://schemas.microsoft.com/office/drawing/2016/5/14/chartex" xmlns:mc="http://schemas.openxmlformats.org/markup-compatibility/2006" xmlns:aink="http://schemas.microsoft.com/office/drawing/2016/ink" xmlns:am3d="http://schemas.microsoft.com/office/drawing/2017/model3d" xmlns:o="urn:schemas-microsoft-com:office:office" xmlns:oel="http://schemas.microsoft.com/office/2019/extlst" xmlns:r="http://schemas.openxmlformats.org/officeDocument/2006/relationships" xmlns:m="http://schemas.openxmlformats.org/officeDocument/2006/math" xmlns:v="urn:schemas-microsoft-com:vml" xmlns:wp14="http://schemas.microsoft.com/office/word/2010/wordprocessingDrawing" xmlns:wp="http://schemas.openxmlformats.org/drawingml/2006/wordprocessingDrawing" xmlns:w10="urn:schemas-microsoft-com:office:word" xmlns:w="http://schemas.openxmlformats.org/wordprocessingml/2006/main" xmlns:w14="http://schemas.microsoft.com/office/word/2010/wordml" xmlns:w15="http://schemas.microsoft.com/office/word/2012/wordml" xmlns:w16cex="http://schemas.microsoft.com/office/word/2018/wordml/cex" xmlns:w16cid="http://schemas.microsoft.com/office/word/2016/wordml/cid" xmlns:w16="http://schemas.microsoft.com/office/word/2018/wordml" xmlns:w16du="http://schemas.microsoft.com/office/word/2023/wordml/word16du" xmlns:w16sdtdh="http://schemas.microsoft.com/office/word/2020/wordml/sdtdatahash" xmlns:w16sdtfl="http://schemas.microsoft.com/office/word/2024/wordml/sdtformatlock" xmlns:w16se="http://schemas.microsoft.com/office/word/2015/wordml/symex" xmlns:wpg="http://schemas.microsoft.com/office/word/2010/wordprocessingGroup" xmlns:wpi="http://schemas.microsoft.com/office/word/2010/wordprocessingInk" xmlns:wne="http://schemas.microsoft.com/office/word/2006/wordml" xmlns:wps="http://schemas.microsoft.com/office/word/2010/wordprocessingShape" mc:Ignorable="w14 w15 w16se w16cid w16 w16cex w16sdtdh w16sdtfl w16du wp14">
+<w:document xmlns:wpc="http://schemas.microsoft.com/office/word/2010/wordprocessingCanvas" xmlns:cx="http://schemas.microsoft.com/office/drawing/2014/chartex" xmlns:cx1="http://schemas.microsoft.com/office/drawing/2015/9/8/chartex" xmlns:cx2="http://schemas.microsoft.com/office/drawing/2015/10/21/chartex" xmlns:cx3="http://schemas.microsoft.com/office/drawing/2016/5/9/chartex" xmlns:cx4="http://schemas.microsoft.com/office/drawing/2016/5/10/chartex" xmlns:cx5="http://schemas.microsoft.com/office/drawing/2016/5/11/chartex" xmlns:cx6="http://schemas.microsoft.com/office/drawing/2016/5/12/chartex" xmlns:cx7="http://schemas.microsoft.com/office/drawing/2016/5/13/chartex" xmlns:cx8="http://schemas.microsoft.com/office/drawing/2016/5/14/chartex" xmlns:mc="http://schemas.openxmlformats.org/markup-compatibility/2006" xmlns:m="http://schemas.openxmlformats.org/officeDocument/2006/math" xmlns:aink="http://schemas.microsoft.com/office/drawing/2016/ink" xmlns:am3d="http://schemas.microsoft.com/office/drawing/2017/model3d" xmlns:oel="http://schemas.microsoft.com/office/2019/extlst" xmlns:r="http://schemas.openxmlformats.org/officeDocument/2006/relationships" xmlns:wp14="http://schemas.microsoft.com/office/word/2010/wordprocessingDrawing" xmlns:wp="http://schemas.openxmlformats.org/drawingml/2006/wordprocessingDrawing" xmlns:wpg="http://schemas.microsoft.com/office/word/2010/wordprocessingGroup" xmlns:wpi="http://schemas.microsoft.com/office/word/2010/wordprocessingInk" xmlns:wps="http://schemas.microsoft.com/office/word/2010/wordprocessingShape" xmlns:o="urn:schemas-microsoft-com:office:office" xmlns:v="urn:schemas-microsoft-com:vml" xmlns:w10="urn:schemas-microsoft-com:office:word" xmlns:w="http://schemas.openxmlformats.org/wordprocessingml/2006/main" xmlns:w14="http://schemas.microsoft.com/office/word/2010/wordml" xmlns:w15="http://schemas.microsoft.com/office/word/2012/wordml" xmlns:w16cex="http://schemas.microsoft.com/office/word/2018/wordml/cex" xmlns:w16cid="http://schemas.microsoft.com/office/word/2016/wordml/cid" xmlns:w16="http://schemas.microsoft.com/office/word/2018/wordml" xmlns:w16sdtdh="http://schemas.microsoft.com/office/word/2020/wordml/sdtdatahash" xmlns:w16sdtfl="http://schemas.microsoft.com/office/word/2024/wordml/sdtformatlock" xmlns:w16se="http://schemas.microsoft.com/office/word/2015/wordml/symex" xmlns:w16du="http://schemas.microsoft.com/office/word/2023/wordml/word16du" xmlns:wne="http://schemas.microsoft.com/office/word/2006/wordml" mc:Ignorable="w14 w15 w16se w16cid w16 w16cex w16sdtdh w16sdtfl w16du wp14">
   <w:body>
     <w:p>
       <w:pPr>
@@ -2493,10 +2493,7 @@
         <w:t xml:space="preserve"> variable 4: age</w:t>
       </w:r>
       <w:r>
-        <w:t xml:space="preserve"> </w:t>
-      </w:r>
-      <w:r>
-        <w:t>– use as is (no dummy)</w:t>
+        <w:t xml:space="preserve"> – use as is (no dummy)</w:t>
       </w:r>
     </w:p>
     <w:p>
@@ -2728,10 +2725,10 @@
                 <w:szCs w:val="28"/>
               </w:rPr>
               <w:drawing>
-                <wp:inline distT="0" distB="0" distL="0" distR="0" wp14:anchorId="26EAB7F1" wp14:editId="366162D7">
-                  <wp:extent cx="4270643" cy="4047214"/>
-                  <wp:effectExtent l="0" t="0" r="0" b="4445"/>
-                  <wp:docPr id="874115393" name="Picture 1"/>
+                <wp:inline distT="0" distB="0" distL="0" distR="0" wp14:anchorId="75A8F05C" wp14:editId="40116DE7">
+                  <wp:extent cx="4203700" cy="3915410"/>
+                  <wp:effectExtent l="0" t="0" r="0" b="0"/>
+                  <wp:docPr id="916187861" name="Picture 1"/>
                   <wp:cNvGraphicFramePr>
                     <a:graphicFrameLocks xmlns:a="http://schemas.openxmlformats.org/drawingml/2006/main" noChangeAspect="1"/>
                   </wp:cNvGraphicFramePr>
@@ -2739,11 +2736,17 @@
                     <a:graphicData uri="http://schemas.openxmlformats.org/drawingml/2006/picture">
                       <pic:pic xmlns:pic="http://schemas.openxmlformats.org/drawingml/2006/picture">
                         <pic:nvPicPr>
-                          <pic:cNvPr id="874115393" name=""/>
+                          <pic:cNvPr id="916187861" name="Picture 916187861"/>
                           <pic:cNvPicPr/>
                         </pic:nvPicPr>
                         <pic:blipFill>
-                          <a:blip r:embed="rId9"/>
+                          <a:blip r:embed="rId9">
+                            <a:extLst>
+                              <a:ext uri="{28A0092B-C50C-407E-A947-70E740481C1C}">
+                                <a14:useLocalDpi xmlns:a14="http://schemas.microsoft.com/office/drawing/2010/main" val="0"/>
+                              </a:ext>
+                            </a:extLst>
+                          </a:blip>
                           <a:stretch>
                             <a:fillRect/>
                           </a:stretch>
@@ -2751,7 +2754,7 @@
                         <pic:spPr>
                           <a:xfrm>
                             <a:off x="0" y="0"/>
-                            <a:ext cx="4288223" cy="4063874"/>
+                            <a:ext cx="4203700" cy="3915410"/>
                           </a:xfrm>
                           <a:prstGeom prst="rect">
                             <a:avLst/>
@@ -2824,657 +2827,105 @@
           </w:tcPr>
           <w:p>
             <w:pPr>
-              <w:pBdr>
-                <w:bottom w:val="none" w:sz="0" w:space="10" w:color="auto"/>
-              </w:pBdr>
-              <w:shd w:val="clear" w:color="auto" w:fill="FFFFFF"/>
-              <w:spacing w:after="0" w:line="288" w:lineRule="auto"/>
-              <w:ind w:left="-100"/>
+              <w:pStyle w:val="NormalWeb"/>
             </w:pPr>
+            <w:bookmarkStart w:id="11" w:name="_Hlk243453914"/>
             <w:r>
               <w:rPr>
-                <w:b/>
-              </w:rPr>
-              <w:t>First paragraph</w:t>
-            </w:r>
-            <w:r>
-              <w:t>:</w:t>
+                <w:rStyle w:val="Strong"/>
+              </w:rPr>
+              <w:t>First paragraph: The significance levels</w:t>
             </w:r>
           </w:p>
           <w:p>
             <w:pPr>
-              <w:pBdr>
-                <w:bottom w:val="none" w:sz="0" w:space="10" w:color="auto"/>
-              </w:pBdr>
-              <w:shd w:val="clear" w:color="auto" w:fill="FFFFFF"/>
-              <w:spacing w:after="0"/>
-              <w:ind w:left="-100"/>
-              <w:rPr>
-                <w:bCs/>
-              </w:rPr>
+              <w:pStyle w:val="NormalWeb"/>
             </w:pPr>
-            <w:bookmarkStart w:id="11" w:name="_Hlk229549439"/>
             <w:r>
-              <w:rPr>
-                <w:bCs/>
-              </w:rPr>
-              <w:t>Being female, being white, respondents’ education in years, and respondents’ age</w:t>
-            </w:r>
-            <w:bookmarkEnd w:id="11"/>
-            <w:r>
-              <w:rPr>
-                <w:bCs/>
-              </w:rPr>
-              <w:t xml:space="preserve"> </w:t>
-            </w:r>
-            <w:r>
-              <w:rPr>
-                <w:bCs/>
-              </w:rPr>
-              <w:t xml:space="preserve">are statistically significant factors of </w:t>
-            </w:r>
-            <w:r>
-              <w:rPr>
-                <w:bCs/>
-              </w:rPr>
-              <w:t>being religious.</w:t>
+              <w:t>Being female, being white, respondents' education in years, and respondents' age have statistically significant associations with being religious since their p-values are less than 0.05.</w:t>
             </w:r>
           </w:p>
           <w:p>
             <w:pPr>
-              <w:pBdr>
-                <w:bottom w:val="none" w:sz="0" w:space="10" w:color="auto"/>
-              </w:pBdr>
-              <w:shd w:val="clear" w:color="auto" w:fill="FFFFFF"/>
-              <w:spacing w:after="0" w:line="288" w:lineRule="auto"/>
-              <w:ind w:left="-100"/>
-              <w:rPr>
-                <w:bCs/>
-              </w:rPr>
-            </w:pPr>
-          </w:p>
-          <w:p>
-            <w:pPr>
-              <w:pBdr>
-                <w:bottom w:val="none" w:sz="0" w:space="10" w:color="auto"/>
-              </w:pBdr>
-              <w:shd w:val="clear" w:color="auto" w:fill="FFFFFF"/>
-              <w:spacing w:after="0" w:line="288" w:lineRule="auto"/>
-              <w:ind w:left="-100"/>
+              <w:pStyle w:val="NormalWeb"/>
             </w:pPr>
             <w:r>
               <w:rPr>
-                <w:b/>
-              </w:rPr>
-              <w:t>Second paragraph</w:t>
-            </w:r>
-            <w:r>
-              <w:t>:</w:t>
+                <w:rStyle w:val="Strong"/>
+              </w:rPr>
+              <w:t>Second paragraph: The explanation of odds ratios</w:t>
             </w:r>
           </w:p>
           <w:p>
             <w:pPr>
-              <w:pBdr>
-                <w:bottom w:val="none" w:sz="0" w:space="10" w:color="auto"/>
-              </w:pBdr>
-              <w:shd w:val="clear" w:color="auto" w:fill="FFFFFF"/>
-              <w:spacing w:after="0"/>
-              <w:ind w:left="-100"/>
-              <w:rPr>
-                <w:bCs/>
-                <w:lang w:val="en-US"/>
-              </w:rPr>
-            </w:pPr>
-            <w:bookmarkStart w:id="12" w:name="_Hlk229548978"/>
-            <w:r>
-              <w:rPr>
-                <w:bCs/>
-              </w:rPr>
-              <w:t xml:space="preserve">Being </w:t>
-            </w:r>
-            <w:r>
-              <w:rPr>
-                <w:bCs/>
-              </w:rPr>
-              <w:t xml:space="preserve">female </w:t>
-            </w:r>
-            <w:r>
-              <w:rPr>
-                <w:bCs/>
-                <w:lang w:val="en-US"/>
-              </w:rPr>
-              <w:t xml:space="preserve">increases the odds of </w:t>
-            </w:r>
-            <w:bookmarkStart w:id="13" w:name="_Hlk229549138"/>
-            <w:r>
-              <w:rPr>
-                <w:bCs/>
-                <w:lang w:val="en-US"/>
-              </w:rPr>
-              <w:t>being religious</w:t>
-            </w:r>
-            <w:r>
-              <w:rPr>
-                <w:bCs/>
-                <w:lang w:val="en-US"/>
-              </w:rPr>
-              <w:t xml:space="preserve"> </w:t>
-            </w:r>
-            <w:bookmarkEnd w:id="13"/>
-            <w:r>
-              <w:rPr>
-                <w:bCs/>
-                <w:lang w:val="en-US"/>
-              </w:rPr>
-              <w:t>by 1.</w:t>
-            </w:r>
-            <w:r>
-              <w:rPr>
-                <w:bCs/>
-                <w:lang w:val="en-US"/>
-              </w:rPr>
-              <w:t>31</w:t>
-            </w:r>
-            <w:r>
-              <w:rPr>
-                <w:bCs/>
-                <w:lang w:val="en-US"/>
-              </w:rPr>
-              <w:t xml:space="preserve"> times</w:t>
-            </w:r>
-            <w:r>
-              <w:rPr>
-                <w:bCs/>
-                <w:lang w:val="en-US"/>
-              </w:rPr>
-              <w:t xml:space="preserve"> compared to being male.</w:t>
-            </w:r>
-          </w:p>
-          <w:bookmarkEnd w:id="12"/>
-          <w:p>
-            <w:pPr>
-              <w:pBdr>
-                <w:bottom w:val="none" w:sz="0" w:space="10" w:color="auto"/>
-              </w:pBdr>
-              <w:shd w:val="clear" w:color="auto" w:fill="FFFFFF"/>
-              <w:spacing w:after="0"/>
-              <w:ind w:left="-100"/>
-              <w:rPr>
-                <w:bCs/>
-                <w:lang w:val="en-US"/>
-              </w:rPr>
-            </w:pPr>
-          </w:p>
-          <w:p>
-            <w:pPr>
-              <w:pBdr>
-                <w:bottom w:val="none" w:sz="0" w:space="10" w:color="auto"/>
-              </w:pBdr>
-              <w:shd w:val="clear" w:color="auto" w:fill="FFFFFF"/>
-              <w:spacing w:after="0"/>
-              <w:ind w:left="-100"/>
-              <w:rPr>
-                <w:bCs/>
-                <w:lang w:val="en-US"/>
-              </w:rPr>
+              <w:pStyle w:val="NormalWeb"/>
             </w:pPr>
             <w:r>
-              <w:rPr>
-                <w:bCs/>
-              </w:rPr>
-              <w:t xml:space="preserve">Being </w:t>
-            </w:r>
-            <w:r>
-              <w:rPr>
-                <w:bCs/>
-              </w:rPr>
-              <w:t xml:space="preserve">white </w:t>
-            </w:r>
-            <w:r>
-              <w:rPr>
-                <w:bCs/>
-                <w:lang w:val="en-US"/>
-              </w:rPr>
-              <w:t>decreases</w:t>
-            </w:r>
-            <w:r>
-              <w:rPr>
-                <w:bCs/>
-                <w:lang w:val="en-US"/>
-              </w:rPr>
-              <w:t xml:space="preserve"> </w:t>
-            </w:r>
-            <w:bookmarkStart w:id="14" w:name="_Hlk229549047"/>
-            <w:r>
-              <w:rPr>
-                <w:bCs/>
-                <w:lang w:val="en-US"/>
-              </w:rPr>
-              <w:t xml:space="preserve">the odds of </w:t>
-            </w:r>
-            <w:r>
-              <w:rPr>
-                <w:bCs/>
-                <w:lang w:val="en-US"/>
-              </w:rPr>
-              <w:t>being religious</w:t>
-            </w:r>
-            <w:r>
-              <w:rPr>
-                <w:bCs/>
-                <w:lang w:val="en-US"/>
-              </w:rPr>
-              <w:t xml:space="preserve"> </w:t>
-            </w:r>
-            <w:bookmarkEnd w:id="14"/>
-            <w:r>
-              <w:rPr>
-                <w:bCs/>
-                <w:lang w:val="en-US"/>
-              </w:rPr>
-              <w:t>by 1.</w:t>
-            </w:r>
-            <w:r>
-              <w:rPr>
-                <w:bCs/>
-                <w:lang w:val="en-US"/>
-              </w:rPr>
-              <w:t>4</w:t>
-            </w:r>
-            <w:r>
-              <w:rPr>
-                <w:bCs/>
-                <w:lang w:val="en-US"/>
-              </w:rPr>
-              <w:t>2</w:t>
-            </w:r>
-            <w:r>
-              <w:rPr>
-                <w:bCs/>
-                <w:lang w:val="en-US"/>
-              </w:rPr>
-              <w:t xml:space="preserve"> times</w:t>
-            </w:r>
-            <w:r>
-              <w:rPr>
-                <w:bCs/>
-                <w:lang w:val="en-US"/>
-              </w:rPr>
-              <w:t xml:space="preserve"> compared to being non-white.</w:t>
+              <w:t>Being female is associated with 1.31 times higher odds of being religious compared with being male.</w:t>
             </w:r>
           </w:p>
           <w:p>
             <w:pPr>
-              <w:pBdr>
-                <w:bottom w:val="none" w:sz="0" w:space="10" w:color="auto"/>
-              </w:pBdr>
-              <w:shd w:val="clear" w:color="auto" w:fill="FFFFFF"/>
-              <w:spacing w:after="0"/>
-              <w:ind w:left="-100"/>
-              <w:rPr>
-                <w:bCs/>
-                <w:lang w:val="en-US"/>
-              </w:rPr>
-            </w:pPr>
-          </w:p>
-          <w:p>
-            <w:pPr>
-              <w:pBdr>
-                <w:bottom w:val="none" w:sz="0" w:space="10" w:color="auto"/>
-              </w:pBdr>
-              <w:shd w:val="clear" w:color="auto" w:fill="FFFFFF"/>
-              <w:spacing w:after="0"/>
-              <w:ind w:left="-100"/>
-              <w:rPr>
-                <w:bCs/>
-              </w:rPr>
+              <w:pStyle w:val="NormalWeb"/>
             </w:pPr>
             <w:r>
-              <w:rPr>
-                <w:bCs/>
-              </w:rPr>
-              <w:t xml:space="preserve">A year increase in </w:t>
-            </w:r>
-            <w:bookmarkStart w:id="15" w:name="_Hlk229549325"/>
-            <w:bookmarkStart w:id="16" w:name="_Hlk229549327"/>
-            <w:r>
-              <w:rPr>
-                <w:bCs/>
-              </w:rPr>
-              <w:t xml:space="preserve">respondents' education </w:t>
-            </w:r>
-            <w:bookmarkEnd w:id="15"/>
-            <w:r>
-              <w:rPr>
-                <w:bCs/>
-              </w:rPr>
-              <w:t xml:space="preserve">in years </w:t>
-            </w:r>
-            <w:bookmarkEnd w:id="16"/>
-            <w:r>
-              <w:rPr>
-                <w:bCs/>
-              </w:rPr>
-              <w:t>decreases</w:t>
-            </w:r>
-            <w:r>
-              <w:rPr>
-                <w:bCs/>
-              </w:rPr>
-              <w:t xml:space="preserve"> the </w:t>
-            </w:r>
-            <w:r>
-              <w:rPr>
-                <w:bCs/>
-                <w:lang w:val="en-US"/>
-              </w:rPr>
-              <w:t xml:space="preserve">odds of </w:t>
-            </w:r>
-            <w:r>
-              <w:rPr>
-                <w:bCs/>
-                <w:lang w:val="en-US"/>
-              </w:rPr>
-              <w:t>being religious</w:t>
-            </w:r>
-            <w:r>
-              <w:rPr>
-                <w:bCs/>
-                <w:lang w:val="en-US"/>
-              </w:rPr>
-              <w:t xml:space="preserve"> </w:t>
-            </w:r>
-            <w:r>
-              <w:rPr>
-                <w:bCs/>
-              </w:rPr>
-              <w:t>by 1.</w:t>
-            </w:r>
-            <w:r>
-              <w:rPr>
-                <w:bCs/>
-              </w:rPr>
-              <w:t>05</w:t>
-            </w:r>
-            <w:r>
-              <w:rPr>
-                <w:bCs/>
-              </w:rPr>
-              <w:t xml:space="preserve"> times.</w:t>
+              <w:t>Being white is associated with 1.42 times lower odds of being religious compared with being nonwhite.</w:t>
             </w:r>
           </w:p>
           <w:p>
             <w:pPr>
-              <w:pBdr>
-                <w:bottom w:val="none" w:sz="0" w:space="10" w:color="auto"/>
-              </w:pBdr>
-              <w:shd w:val="clear" w:color="auto" w:fill="FFFFFF"/>
-              <w:spacing w:after="0"/>
-              <w:ind w:left="-100"/>
-              <w:rPr>
-                <w:bCs/>
-              </w:rPr>
-            </w:pPr>
-          </w:p>
-          <w:p>
-            <w:pPr>
-              <w:pBdr>
-                <w:bottom w:val="none" w:sz="0" w:space="10" w:color="auto"/>
-              </w:pBdr>
-              <w:shd w:val="clear" w:color="auto" w:fill="FFFFFF"/>
-              <w:spacing w:after="0"/>
-              <w:ind w:left="-100"/>
-              <w:rPr>
-                <w:bCs/>
-              </w:rPr>
+              <w:pStyle w:val="NormalWeb"/>
             </w:pPr>
             <w:r>
-              <w:rPr>
-                <w:bCs/>
-              </w:rPr>
-              <w:t xml:space="preserve">A year increase in </w:t>
-            </w:r>
-            <w:bookmarkStart w:id="17" w:name="_Hlk229549201"/>
-            <w:r>
-              <w:rPr>
-                <w:bCs/>
-              </w:rPr>
-              <w:t xml:space="preserve">respondents' </w:t>
-            </w:r>
-            <w:r>
-              <w:rPr>
-                <w:bCs/>
-              </w:rPr>
-              <w:t>age</w:t>
-            </w:r>
-            <w:r>
-              <w:rPr>
-                <w:bCs/>
-              </w:rPr>
-              <w:t xml:space="preserve"> </w:t>
-            </w:r>
-            <w:bookmarkEnd w:id="17"/>
-            <w:r>
-              <w:rPr>
-                <w:bCs/>
-              </w:rPr>
-              <w:t>decreases</w:t>
-            </w:r>
-            <w:r>
-              <w:rPr>
-                <w:bCs/>
-              </w:rPr>
-              <w:t xml:space="preserve"> </w:t>
-            </w:r>
-            <w:r>
-              <w:rPr>
-                <w:bCs/>
-                <w:lang w:val="en-US"/>
-              </w:rPr>
-              <w:t xml:space="preserve">the odds of </w:t>
-            </w:r>
-            <w:r>
-              <w:rPr>
-                <w:bCs/>
-                <w:lang w:val="en-US"/>
-              </w:rPr>
-              <w:t>being religious</w:t>
-            </w:r>
-            <w:r>
-              <w:rPr>
-                <w:bCs/>
-                <w:lang w:val="en-US"/>
-              </w:rPr>
-              <w:t xml:space="preserve"> </w:t>
-            </w:r>
-            <w:r>
-              <w:rPr>
-                <w:bCs/>
-              </w:rPr>
-              <w:t>by 1.</w:t>
-            </w:r>
-            <w:r>
-              <w:rPr>
-                <w:bCs/>
-              </w:rPr>
-              <w:t>02</w:t>
-            </w:r>
-            <w:r>
-              <w:rPr>
-                <w:bCs/>
-              </w:rPr>
-              <w:t xml:space="preserve"> times.</w:t>
+              <w:t>One additional year of respondents' education is associated with 1.05 times lower odds of being religious.</w:t>
             </w:r>
           </w:p>
           <w:p>
             <w:pPr>
-              <w:pBdr>
-                <w:bottom w:val="none" w:sz="0" w:space="10" w:color="auto"/>
-              </w:pBdr>
-              <w:shd w:val="clear" w:color="auto" w:fill="FFFFFF"/>
-              <w:spacing w:after="0"/>
-              <w:ind w:left="-100"/>
-              <w:rPr>
-                <w:bCs/>
-              </w:rPr>
-            </w:pPr>
-          </w:p>
-          <w:p>
-            <w:pPr>
-              <w:pBdr>
-                <w:bottom w:val="none" w:sz="0" w:space="10" w:color="auto"/>
-              </w:pBdr>
-              <w:shd w:val="clear" w:color="auto" w:fill="FFFFFF"/>
-              <w:spacing w:after="0" w:line="288" w:lineRule="auto"/>
-              <w:ind w:left="-100"/>
+              <w:pStyle w:val="NormalWeb"/>
             </w:pPr>
             <w:r>
-              <w:rPr>
-                <w:b/>
-              </w:rPr>
-              <w:t>Third paragraph</w:t>
-            </w:r>
-            <w:r>
-              <w:t>:</w:t>
+              <w:t>One additional year of respondents' age is associated with 1.02 times lower odds of being religious.</w:t>
             </w:r>
           </w:p>
           <w:p>
             <w:pPr>
-              <w:pBdr>
-                <w:bottom w:val="none" w:sz="0" w:space="10" w:color="auto"/>
-              </w:pBdr>
-              <w:shd w:val="clear" w:color="auto" w:fill="FFFFFF"/>
-              <w:spacing w:after="0"/>
-              <w:ind w:left="-100"/>
+              <w:pStyle w:val="NormalWeb"/>
             </w:pPr>
             <w:r>
-              <w:t xml:space="preserve">The strongest factor of </w:t>
-            </w:r>
-            <w:r>
-              <w:rPr>
-                <w:bCs/>
-                <w:lang w:val="en-US"/>
-              </w:rPr>
-              <w:t>being religious</w:t>
-            </w:r>
-            <w:r>
-              <w:rPr>
-                <w:bCs/>
-                <w:lang w:val="en-US"/>
-              </w:rPr>
-              <w:t xml:space="preserve"> </w:t>
-            </w:r>
-            <w:r>
-              <w:t xml:space="preserve">is </w:t>
-            </w:r>
-            <w:r>
-              <w:rPr>
-                <w:bCs/>
-              </w:rPr>
-              <w:t xml:space="preserve">respondents' </w:t>
-            </w:r>
-            <w:r>
-              <w:rPr>
-                <w:bCs/>
-              </w:rPr>
-              <w:t>age</w:t>
-            </w:r>
-            <w:r>
-              <w:t xml:space="preserve"> (std. </w:t>
-            </w:r>
-            <w:bookmarkStart w:id="18" w:name="_Hlk229549291"/>
-            <w:r>
-              <w:t>OR</w:t>
-            </w:r>
-            <w:bookmarkEnd w:id="18"/>
-            <w:r>
-              <w:t xml:space="preserve">=1.48), followed by being white </w:t>
-            </w:r>
-            <w:bookmarkStart w:id="19" w:name="_Hlk229549336"/>
-            <w:r>
-              <w:t xml:space="preserve">(std. OR=1.19), </w:t>
-            </w:r>
-            <w:bookmarkEnd w:id="19"/>
-            <w:r>
-              <w:t xml:space="preserve">being female (std. OR=1.16) and </w:t>
-            </w:r>
-            <w:r>
-              <w:rPr>
-                <w:bCs/>
-              </w:rPr>
-              <w:t>respondents' education in years</w:t>
-            </w:r>
-            <w:r>
-              <w:rPr>
-                <w:bCs/>
-              </w:rPr>
-              <w:t xml:space="preserve"> </w:t>
-            </w:r>
-            <w:bookmarkStart w:id="20" w:name="_Hlk229549403"/>
-            <w:r>
-              <w:t>(std. OR=1.16)</w:t>
-            </w:r>
-            <w:bookmarkEnd w:id="20"/>
-          </w:p>
-          <w:p>
-            <w:pPr>
-              <w:pBdr>
-                <w:bottom w:val="none" w:sz="0" w:space="10" w:color="auto"/>
-              </w:pBdr>
-              <w:shd w:val="clear" w:color="auto" w:fill="FFFFFF"/>
-              <w:spacing w:after="0" w:line="288" w:lineRule="auto"/>
-              <w:ind w:left="-100"/>
-            </w:pPr>
-          </w:p>
-          <w:p>
-            <w:pPr>
-              <w:pBdr>
-                <w:bottom w:val="none" w:sz="0" w:space="10" w:color="auto"/>
-              </w:pBdr>
-              <w:shd w:val="clear" w:color="auto" w:fill="FFFFFF"/>
-              <w:spacing w:after="0" w:line="288" w:lineRule="auto"/>
-              <w:ind w:left="-100"/>
-            </w:pPr>
-            <w:r>
-              <w:rPr>
-                <w:b/>
-              </w:rPr>
-              <w:t>Fourth paragraph</w:t>
-            </w:r>
-            <w:r>
-              <w:t>:</w:t>
+              <w:rPr>
+                <w:rStyle w:val="Strong"/>
+              </w:rPr>
+              <w:t>Third paragraph: The explanation of standardized odds ratios</w:t>
             </w:r>
           </w:p>
           <w:p>
             <w:pPr>
-              <w:pBdr>
-                <w:bottom w:val="none" w:sz="0" w:space="10" w:color="auto"/>
-              </w:pBdr>
-              <w:shd w:val="clear" w:color="auto" w:fill="FFFFFF"/>
-              <w:spacing w:after="0"/>
-              <w:ind w:left="-100"/>
-              <w:rPr>
-                <w:bCs/>
-              </w:rPr>
+              <w:pStyle w:val="NormalWeb"/>
             </w:pPr>
             <w:r>
-              <w:t xml:space="preserve">The Tjur R-squared value indicates that 4.7% of the variation in being religious can be explained by </w:t>
+              <w:t>The largest standardized association with the odds of being religious is for respondents' age (std. OR=1.48), followed by being white (std. OR=1.19), being female (std. OR=1.16), and respondents' education in years (std. OR=1.16).</w:t>
             </w:r>
+          </w:p>
+          <w:p>
+            <w:pPr>
+              <w:pStyle w:val="NormalWeb"/>
+            </w:pPr>
             <w:r>
               <w:rPr>
-                <w:bCs/>
-              </w:rPr>
-              <w:t>being female, being white, respo</w:t>
+                <w:rStyle w:val="Strong"/>
+              </w:rPr>
+              <w:t>Fourth paragraph: The explanation of Tjur R-squared</w:t>
             </w:r>
+          </w:p>
+          <w:p>
+            <w:pPr>
+              <w:pStyle w:val="NormalWeb"/>
+            </w:pPr>
             <w:r>
-              <w:t xml:space="preserve">ndents’ </w:t>
+              <w:t>The Tjur R-squared value indicates that the model, which includes being female, being white, respondents' education in years, and respondents' age, distinguishes between the two groups with a 4.7 percentage-point difference in their average predicted probabilities.</w:t>
             </w:r>
-            <w:r>
-              <w:rPr>
-                <w:bCs/>
-              </w:rPr>
-              <w:t>education in years, and respondents’ age.</w:t>
-            </w:r>
+            <w:bookmarkEnd w:id="11"/>
           </w:p>
         </w:tc>
       </w:tr>
@@ -3493,7 +2944,7 @@
 </file>
 
 <file path=word/endnotes.xml><?xml version="1.0" encoding="utf-8"?>
-<w:endnotes xmlns:wpc="http://schemas.microsoft.com/office/word/2010/wordprocessingCanvas" xmlns:cx="http://schemas.microsoft.com/office/drawing/2014/chartex" xmlns:cx1="http://schemas.microsoft.com/office/drawing/2015/9/8/chartex" xmlns:cx2="http://schemas.microsoft.com/office/drawing/2015/10/21/chartex" xmlns:cx3="http://schemas.microsoft.com/office/drawing/2016/5/9/chartex" xmlns:cx4="http://schemas.microsoft.com/office/drawing/2016/5/10/chartex" xmlns:cx5="http://schemas.microsoft.com/office/drawing/2016/5/11/chartex" xmlns:cx6="http://schemas.microsoft.com/office/drawing/2016/5/12/chartex" xmlns:cx7="http://schemas.microsoft.com/office/drawing/2016/5/13/chartex" xmlns:cx8="http://schemas.microsoft.com/office/drawing/2016/5/14/chartex" xmlns:mc="http://schemas.openxmlformats.org/markup-compatibility/2006" xmlns:aink="http://schemas.microsoft.com/office/drawing/2016/ink" xmlns:am3d="http://schemas.microsoft.com/office/drawing/2017/model3d" xmlns:o="urn:schemas-microsoft-com:office:office" xmlns:oel="http://schemas.microsoft.com/office/2019/extlst" xmlns:r="http://schemas.openxmlformats.org/officeDocument/2006/relationships" xmlns:m="http://schemas.openxmlformats.org/officeDocument/2006/math" xmlns:v="urn:schemas-microsoft-com:vml" xmlns:wp14="http://schemas.microsoft.com/office/word/2010/wordprocessingDrawing" xmlns:wp="http://schemas.openxmlformats.org/drawingml/2006/wordprocessingDrawing" xmlns:w10="urn:schemas-microsoft-com:office:word" xmlns:w="http://schemas.openxmlformats.org/wordprocessingml/2006/main" xmlns:w14="http://schemas.microsoft.com/office/word/2010/wordml" xmlns:w15="http://schemas.microsoft.com/office/word/2012/wordml" xmlns:w16cex="http://schemas.microsoft.com/office/word/2018/wordml/cex" xmlns:w16cid="http://schemas.microsoft.com/office/word/2016/wordml/cid" xmlns:w16="http://schemas.microsoft.com/office/word/2018/wordml" xmlns:w16du="http://schemas.microsoft.com/office/word/2023/wordml/word16du" xmlns:w16sdtdh="http://schemas.microsoft.com/office/word/2020/wordml/sdtdatahash" xmlns:w16sdtfl="http://schemas.microsoft.com/office/word/2024/wordml/sdtformatlock" xmlns:w16se="http://schemas.microsoft.com/office/word/2015/wordml/symex" xmlns:wpg="http://schemas.microsoft.com/office/word/2010/wordprocessingGroup" xmlns:wpi="http://schemas.microsoft.com/office/word/2010/wordprocessingInk" xmlns:wne="http://schemas.microsoft.com/office/word/2006/wordml" xmlns:wps="http://schemas.microsoft.com/office/word/2010/wordprocessingShape" mc:Ignorable="w14 w15 w16se w16cid w16 w16cex w16sdtdh w16sdtfl w16du wp14">
+<w:endnotes xmlns:wpc="http://schemas.microsoft.com/office/word/2010/wordprocessingCanvas" xmlns:cx="http://schemas.microsoft.com/office/drawing/2014/chartex" xmlns:cx1="http://schemas.microsoft.com/office/drawing/2015/9/8/chartex" xmlns:cx2="http://schemas.microsoft.com/office/drawing/2015/10/21/chartex" xmlns:cx3="http://schemas.microsoft.com/office/drawing/2016/5/9/chartex" xmlns:cx4="http://schemas.microsoft.com/office/drawing/2016/5/10/chartex" xmlns:cx5="http://schemas.microsoft.com/office/drawing/2016/5/11/chartex" xmlns:cx6="http://schemas.microsoft.com/office/drawing/2016/5/12/chartex" xmlns:cx7="http://schemas.microsoft.com/office/drawing/2016/5/13/chartex" xmlns:cx8="http://schemas.microsoft.com/office/drawing/2016/5/14/chartex" xmlns:mc="http://schemas.openxmlformats.org/markup-compatibility/2006" xmlns:m="http://schemas.openxmlformats.org/officeDocument/2006/math" xmlns:aink="http://schemas.microsoft.com/office/drawing/2016/ink" xmlns:am3d="http://schemas.microsoft.com/office/drawing/2017/model3d" xmlns:oel="http://schemas.microsoft.com/office/2019/extlst" xmlns:r="http://schemas.openxmlformats.org/officeDocument/2006/relationships" xmlns:wp14="http://schemas.microsoft.com/office/word/2010/wordprocessingDrawing" xmlns:wp="http://schemas.openxmlformats.org/drawingml/2006/wordprocessingDrawing" xmlns:wpg="http://schemas.microsoft.com/office/word/2010/wordprocessingGroup" xmlns:wpi="http://schemas.microsoft.com/office/word/2010/wordprocessingInk" xmlns:wps="http://schemas.microsoft.com/office/word/2010/wordprocessingShape" xmlns:o="urn:schemas-microsoft-com:office:office" xmlns:v="urn:schemas-microsoft-com:vml" xmlns:w10="urn:schemas-microsoft-com:office:word" xmlns:w="http://schemas.openxmlformats.org/wordprocessingml/2006/main" xmlns:w14="http://schemas.microsoft.com/office/word/2010/wordml" xmlns:w15="http://schemas.microsoft.com/office/word/2012/wordml" xmlns:w16cex="http://schemas.microsoft.com/office/word/2018/wordml/cex" xmlns:w16cid="http://schemas.microsoft.com/office/word/2016/wordml/cid" xmlns:w16="http://schemas.microsoft.com/office/word/2018/wordml" xmlns:w16sdtdh="http://schemas.microsoft.com/office/word/2020/wordml/sdtdatahash" xmlns:w16sdtfl="http://schemas.microsoft.com/office/word/2024/wordml/sdtformatlock" xmlns:w16se="http://schemas.microsoft.com/office/word/2015/wordml/symex" xmlns:w16du="http://schemas.microsoft.com/office/word/2023/wordml/word16du" xmlns:wne="http://schemas.microsoft.com/office/word/2006/wordml" mc:Ignorable="w14 w15 w16se w16cid w16 w16cex w16sdtdh w16sdtfl w16du wp14">
   <w:endnote w:type="separator" w:id="-1">
     <w:p>
       <w:r>
@@ -3512,7 +2963,7 @@
 </file>
 
 <file path=word/footer1.xml><?xml version="1.0" encoding="utf-8"?>
-<w:ftr xmlns:wpc="http://schemas.microsoft.com/office/word/2010/wordprocessingCanvas" xmlns:cx="http://schemas.microsoft.com/office/drawing/2014/chartex" xmlns:cx1="http://schemas.microsoft.com/office/drawing/2015/9/8/chartex" xmlns:cx2="http://schemas.microsoft.com/office/drawing/2015/10/21/chartex" xmlns:cx3="http://schemas.microsoft.com/office/drawing/2016/5/9/chartex" xmlns:cx4="http://schemas.microsoft.com/office/drawing/2016/5/10/chartex" xmlns:cx5="http://schemas.microsoft.com/office/drawing/2016/5/11/chartex" xmlns:cx6="http://schemas.microsoft.com/office/drawing/2016/5/12/chartex" xmlns:cx7="http://schemas.microsoft.com/office/drawing/2016/5/13/chartex" xmlns:cx8="http://schemas.microsoft.com/office/drawing/2016/5/14/chartex" xmlns:mc="http://schemas.openxmlformats.org/markup-compatibility/2006" xmlns:aink="http://schemas.microsoft.com/office/drawing/2016/ink" xmlns:am3d="http://schemas.microsoft.com/office/drawing/2017/model3d" xmlns:o="urn:schemas-microsoft-com:office:office" xmlns:oel="http://schemas.microsoft.com/office/2019/extlst" xmlns:r="http://schemas.openxmlformats.org/officeDocument/2006/relationships" xmlns:m="http://schemas.openxmlformats.org/officeDocument/2006/math" xmlns:v="urn:schemas-microsoft-com:vml" xmlns:wp14="http://schemas.microsoft.com/office/word/2010/wordprocessingDrawing" xmlns:wp="http://schemas.openxmlformats.org/drawingml/2006/wordprocessingDrawing" xmlns:w10="urn:schemas-microsoft-com:office:word" xmlns:w="http://schemas.openxmlformats.org/wordprocessingml/2006/main" xmlns:w14="http://schemas.microsoft.com/office/word/2010/wordml" xmlns:w15="http://schemas.microsoft.com/office/word/2012/wordml" xmlns:w16cex="http://schemas.microsoft.com/office/word/2018/wordml/cex" xmlns:w16cid="http://schemas.microsoft.com/office/word/2016/wordml/cid" xmlns:w16="http://schemas.microsoft.com/office/word/2018/wordml" xmlns:w16du="http://schemas.microsoft.com/office/word/2023/wordml/word16du" xmlns:w16sdtdh="http://schemas.microsoft.com/office/word/2020/wordml/sdtdatahash" xmlns:w16sdtfl="http://schemas.microsoft.com/office/word/2024/wordml/sdtformatlock" xmlns:w16se="http://schemas.microsoft.com/office/word/2015/wordml/symex" xmlns:wpg="http://schemas.microsoft.com/office/word/2010/wordprocessingGroup" xmlns:wpi="http://schemas.microsoft.com/office/word/2010/wordprocessingInk" xmlns:wne="http://schemas.microsoft.com/office/word/2006/wordml" xmlns:wps="http://schemas.microsoft.com/office/word/2010/wordprocessingShape" mc:Ignorable="w14 w15 w16se w16cid w16 w16cex w16sdtdh w16sdtfl w16du wp14">
+<w:ftr xmlns:wpc="http://schemas.microsoft.com/office/word/2010/wordprocessingCanvas" xmlns:cx="http://schemas.microsoft.com/office/drawing/2014/chartex" xmlns:cx1="http://schemas.microsoft.com/office/drawing/2015/9/8/chartex" xmlns:cx2="http://schemas.microsoft.com/office/drawing/2015/10/21/chartex" xmlns:cx3="http://schemas.microsoft.com/office/drawing/2016/5/9/chartex" xmlns:cx4="http://schemas.microsoft.com/office/drawing/2016/5/10/chartex" xmlns:cx5="http://schemas.microsoft.com/office/drawing/2016/5/11/chartex" xmlns:cx6="http://schemas.microsoft.com/office/drawing/2016/5/12/chartex" xmlns:cx7="http://schemas.microsoft.com/office/drawing/2016/5/13/chartex" xmlns:cx8="http://schemas.microsoft.com/office/drawing/2016/5/14/chartex" xmlns:mc="http://schemas.openxmlformats.org/markup-compatibility/2006" xmlns:m="http://schemas.openxmlformats.org/officeDocument/2006/math" xmlns:aink="http://schemas.microsoft.com/office/drawing/2016/ink" xmlns:am3d="http://schemas.microsoft.com/office/drawing/2017/model3d" xmlns:oel="http://schemas.microsoft.com/office/2019/extlst" xmlns:r="http://schemas.openxmlformats.org/officeDocument/2006/relationships" xmlns:wp14="http://schemas.microsoft.com/office/word/2010/wordprocessingDrawing" xmlns:wp="http://schemas.openxmlformats.org/drawingml/2006/wordprocessingDrawing" xmlns:wpg="http://schemas.microsoft.com/office/word/2010/wordprocessingGroup" xmlns:wpi="http://schemas.microsoft.com/office/word/2010/wordprocessingInk" xmlns:wps="http://schemas.microsoft.com/office/word/2010/wordprocessingShape" xmlns:o="urn:schemas-microsoft-com:office:office" xmlns:v="urn:schemas-microsoft-com:vml" xmlns:w10="urn:schemas-microsoft-com:office:word" xmlns:w="http://schemas.openxmlformats.org/wordprocessingml/2006/main" xmlns:w14="http://schemas.microsoft.com/office/word/2010/wordml" xmlns:w15="http://schemas.microsoft.com/office/word/2012/wordml" xmlns:w16cex="http://schemas.microsoft.com/office/word/2018/wordml/cex" xmlns:w16cid="http://schemas.microsoft.com/office/word/2016/wordml/cid" xmlns:w16="http://schemas.microsoft.com/office/word/2018/wordml" xmlns:w16sdtdh="http://schemas.microsoft.com/office/word/2020/wordml/sdtdatahash" xmlns:w16sdtfl="http://schemas.microsoft.com/office/word/2024/wordml/sdtformatlock" xmlns:w16se="http://schemas.microsoft.com/office/word/2015/wordml/symex" xmlns:w16du="http://schemas.microsoft.com/office/word/2023/wordml/word16du" xmlns:wne="http://schemas.microsoft.com/office/word/2006/wordml" mc:Ignorable="w14 w15 w16se w16cid w16 w16cex w16sdtdh w16sdtfl w16du wp14">
   <w:sdt>
     <w:sdtPr>
       <w:rPr>
@@ -3570,7 +3021,7 @@
 </file>
 
 <file path=word/footer2.xml><?xml version="1.0" encoding="utf-8"?>
-<w:ftr xmlns:wpc="http://schemas.microsoft.com/office/word/2010/wordprocessingCanvas" xmlns:cx="http://schemas.microsoft.com/office/drawing/2014/chartex" xmlns:cx1="http://schemas.microsoft.com/office/drawing/2015/9/8/chartex" xmlns:cx2="http://schemas.microsoft.com/office/drawing/2015/10/21/chartex" xmlns:cx3="http://schemas.microsoft.com/office/drawing/2016/5/9/chartex" xmlns:cx4="http://schemas.microsoft.com/office/drawing/2016/5/10/chartex" xmlns:cx5="http://schemas.microsoft.com/office/drawing/2016/5/11/chartex" xmlns:cx6="http://schemas.microsoft.com/office/drawing/2016/5/12/chartex" xmlns:cx7="http://schemas.microsoft.com/office/drawing/2016/5/13/chartex" xmlns:cx8="http://schemas.microsoft.com/office/drawing/2016/5/14/chartex" xmlns:mc="http://schemas.openxmlformats.org/markup-compatibility/2006" xmlns:aink="http://schemas.microsoft.com/office/drawing/2016/ink" xmlns:am3d="http://schemas.microsoft.com/office/drawing/2017/model3d" xmlns:o="urn:schemas-microsoft-com:office:office" xmlns:oel="http://schemas.microsoft.com/office/2019/extlst" xmlns:r="http://schemas.openxmlformats.org/officeDocument/2006/relationships" xmlns:m="http://schemas.openxmlformats.org/officeDocument/2006/math" xmlns:v="urn:schemas-microsoft-com:vml" xmlns:wp14="http://schemas.microsoft.com/office/word/2010/wordprocessingDrawing" xmlns:wp="http://schemas.openxmlformats.org/drawingml/2006/wordprocessingDrawing" xmlns:w10="urn:schemas-microsoft-com:office:word" xmlns:w="http://schemas.openxmlformats.org/wordprocessingml/2006/main" xmlns:w14="http://schemas.microsoft.com/office/word/2010/wordml" xmlns:w15="http://schemas.microsoft.com/office/word/2012/wordml" xmlns:w16cex="http://schemas.microsoft.com/office/word/2018/wordml/cex" xmlns:w16cid="http://schemas.microsoft.com/office/word/2016/wordml/cid" xmlns:w16="http://schemas.microsoft.com/office/word/2018/wordml" xmlns:w16du="http://schemas.microsoft.com/office/word/2023/wordml/word16du" xmlns:w16sdtdh="http://schemas.microsoft.com/office/word/2020/wordml/sdtdatahash" xmlns:w16sdtfl="http://schemas.microsoft.com/office/word/2024/wordml/sdtformatlock" xmlns:w16se="http://schemas.microsoft.com/office/word/2015/wordml/symex" xmlns:wpg="http://schemas.microsoft.com/office/word/2010/wordprocessingGroup" xmlns:wpi="http://schemas.microsoft.com/office/word/2010/wordprocessingInk" xmlns:wne="http://schemas.microsoft.com/office/word/2006/wordml" xmlns:wps="http://schemas.microsoft.com/office/word/2010/wordprocessingShape" mc:Ignorable="w14 w15 w16se w16cid w16 w16cex w16sdtdh w16sdtfl w16du wp14">
+<w:ftr xmlns:wpc="http://schemas.microsoft.com/office/word/2010/wordprocessingCanvas" xmlns:cx="http://schemas.microsoft.com/office/drawing/2014/chartex" xmlns:cx1="http://schemas.microsoft.com/office/drawing/2015/9/8/chartex" xmlns:cx2="http://schemas.microsoft.com/office/drawing/2015/10/21/chartex" xmlns:cx3="http://schemas.microsoft.com/office/drawing/2016/5/9/chartex" xmlns:cx4="http://schemas.microsoft.com/office/drawing/2016/5/10/chartex" xmlns:cx5="http://schemas.microsoft.com/office/drawing/2016/5/11/chartex" xmlns:cx6="http://schemas.microsoft.com/office/drawing/2016/5/12/chartex" xmlns:cx7="http://schemas.microsoft.com/office/drawing/2016/5/13/chartex" xmlns:cx8="http://schemas.microsoft.com/office/drawing/2016/5/14/chartex" xmlns:mc="http://schemas.openxmlformats.org/markup-compatibility/2006" xmlns:m="http://schemas.openxmlformats.org/officeDocument/2006/math" xmlns:aink="http://schemas.microsoft.com/office/drawing/2016/ink" xmlns:am3d="http://schemas.microsoft.com/office/drawing/2017/model3d" xmlns:oel="http://schemas.microsoft.com/office/2019/extlst" xmlns:r="http://schemas.openxmlformats.org/officeDocument/2006/relationships" xmlns:wp14="http://schemas.microsoft.com/office/word/2010/wordprocessingDrawing" xmlns:wp="http://schemas.openxmlformats.org/drawingml/2006/wordprocessingDrawing" xmlns:wpg="http://schemas.microsoft.com/office/word/2010/wordprocessingGroup" xmlns:wpi="http://schemas.microsoft.com/office/word/2010/wordprocessingInk" xmlns:wps="http://schemas.microsoft.com/office/word/2010/wordprocessingShape" xmlns:o="urn:schemas-microsoft-com:office:office" xmlns:v="urn:schemas-microsoft-com:vml" xmlns:w10="urn:schemas-microsoft-com:office:word" xmlns:w="http://schemas.openxmlformats.org/wordprocessingml/2006/main" xmlns:w14="http://schemas.microsoft.com/office/word/2010/wordml" xmlns:w15="http://schemas.microsoft.com/office/word/2012/wordml" xmlns:w16cex="http://schemas.microsoft.com/office/word/2018/wordml/cex" xmlns:w16cid="http://schemas.microsoft.com/office/word/2016/wordml/cid" xmlns:w16="http://schemas.microsoft.com/office/word/2018/wordml" xmlns:w16sdtdh="http://schemas.microsoft.com/office/word/2020/wordml/sdtdatahash" xmlns:w16sdtfl="http://schemas.microsoft.com/office/word/2024/wordml/sdtformatlock" xmlns:w16se="http://schemas.microsoft.com/office/word/2015/wordml/symex" xmlns:w16du="http://schemas.microsoft.com/office/word/2023/wordml/word16du" xmlns:wne="http://schemas.microsoft.com/office/word/2006/wordml" mc:Ignorable="w14 w15 w16se w16cid w16 w16cex w16sdtdh w16sdtfl w16du wp14">
   <w:sdt>
     <w:sdtPr>
       <w:rPr>
@@ -3635,7 +3086,7 @@
 </file>
 
 <file path=word/footnotes.xml><?xml version="1.0" encoding="utf-8"?>
-<w:footnotes xmlns:wpc="http://schemas.microsoft.com/office/word/2010/wordprocessingCanvas" xmlns:cx="http://schemas.microsoft.com/office/drawing/2014/chartex" xmlns:cx1="http://schemas.microsoft.com/office/drawing/2015/9/8/chartex" xmlns:cx2="http://schemas.microsoft.com/office/drawing/2015/10/21/chartex" xmlns:cx3="http://schemas.microsoft.com/office/drawing/2016/5/9/chartex" xmlns:cx4="http://schemas.microsoft.com/office/drawing/2016/5/10/chartex" xmlns:cx5="http://schemas.microsoft.com/office/drawing/2016/5/11/chartex" xmlns:cx6="http://schemas.microsoft.com/office/drawing/2016/5/12/chartex" xmlns:cx7="http://schemas.microsoft.com/office/drawing/2016/5/13/chartex" xmlns:cx8="http://schemas.microsoft.com/office/drawing/2016/5/14/chartex" xmlns:mc="http://schemas.openxmlformats.org/markup-compatibility/2006" xmlns:aink="http://schemas.microsoft.com/office/drawing/2016/ink" xmlns:am3d="http://schemas.microsoft.com/office/drawing/2017/model3d" xmlns:o="urn:schemas-microsoft-com:office:office" xmlns:oel="http://schemas.microsoft.com/office/2019/extlst" xmlns:r="http://schemas.openxmlformats.org/officeDocument/2006/relationships" xmlns:m="http://schemas.openxmlformats.org/officeDocument/2006/math" xmlns:v="urn:schemas-microsoft-com:vml" xmlns:wp14="http://schemas.microsoft.com/office/word/2010/wordprocessingDrawing" xmlns:wp="http://schemas.openxmlformats.org/drawingml/2006/wordprocessingDrawing" xmlns:w10="urn:schemas-microsoft-com:office:word" xmlns:w="http://schemas.openxmlformats.org/wordprocessingml/2006/main" xmlns:w14="http://schemas.microsoft.com/office/word/2010/wordml" xmlns:w15="http://schemas.microsoft.com/office/word/2012/wordml" xmlns:w16cex="http://schemas.microsoft.com/office/word/2018/wordml/cex" xmlns:w16cid="http://schemas.microsoft.com/office/word/2016/wordml/cid" xmlns:w16="http://schemas.microsoft.com/office/word/2018/wordml" xmlns:w16du="http://schemas.microsoft.com/office/word/2023/wordml/word16du" xmlns:w16sdtdh="http://schemas.microsoft.com/office/word/2020/wordml/sdtdatahash" xmlns:w16sdtfl="http://schemas.microsoft.com/office/word/2024/wordml/sdtformatlock" xmlns:w16se="http://schemas.microsoft.com/office/word/2015/wordml/symex" xmlns:wpg="http://schemas.microsoft.com/office/word/2010/wordprocessingGroup" xmlns:wpi="http://schemas.microsoft.com/office/word/2010/wordprocessingInk" xmlns:wne="http://schemas.microsoft.com/office/word/2006/wordml" xmlns:wps="http://schemas.microsoft.com/office/word/2010/wordprocessingShape" mc:Ignorable="w14 w15 w16se w16cid w16 w16cex w16sdtdh w16sdtfl w16du wp14">
+<w:footnotes xmlns:wpc="http://schemas.microsoft.com/office/word/2010/wordprocessingCanvas" xmlns:cx="http://schemas.microsoft.com/office/drawing/2014/chartex" xmlns:cx1="http://schemas.microsoft.com/office/drawing/2015/9/8/chartex" xmlns:cx2="http://schemas.microsoft.com/office/drawing/2015/10/21/chartex" xmlns:cx3="http://schemas.microsoft.com/office/drawing/2016/5/9/chartex" xmlns:cx4="http://schemas.microsoft.com/office/drawing/2016/5/10/chartex" xmlns:cx5="http://schemas.microsoft.com/office/drawing/2016/5/11/chartex" xmlns:cx6="http://schemas.microsoft.com/office/drawing/2016/5/12/chartex" xmlns:cx7="http://schemas.microsoft.com/office/drawing/2016/5/13/chartex" xmlns:cx8="http://schemas.microsoft.com/office/drawing/2016/5/14/chartex" xmlns:mc="http://schemas.openxmlformats.org/markup-compatibility/2006" xmlns:m="http://schemas.openxmlformats.org/officeDocument/2006/math" xmlns:aink="http://schemas.microsoft.com/office/drawing/2016/ink" xmlns:am3d="http://schemas.microsoft.com/office/drawing/2017/model3d" xmlns:oel="http://schemas.microsoft.com/office/2019/extlst" xmlns:r="http://schemas.openxmlformats.org/officeDocument/2006/relationships" xmlns:wp14="http://schemas.microsoft.com/office/word/2010/wordprocessingDrawing" xmlns:wp="http://schemas.openxmlformats.org/drawingml/2006/wordprocessingDrawing" xmlns:wpg="http://schemas.microsoft.com/office/word/2010/wordprocessingGroup" xmlns:wpi="http://schemas.microsoft.com/office/word/2010/wordprocessingInk" xmlns:wps="http://schemas.microsoft.com/office/word/2010/wordprocessingShape" xmlns:o="urn:schemas-microsoft-com:office:office" xmlns:v="urn:schemas-microsoft-com:vml" xmlns:w10="urn:schemas-microsoft-com:office:word" xmlns:w="http://schemas.openxmlformats.org/wordprocessingml/2006/main" xmlns:w14="http://schemas.microsoft.com/office/word/2010/wordml" xmlns:w15="http://schemas.microsoft.com/office/word/2012/wordml" xmlns:w16cex="http://schemas.microsoft.com/office/word/2018/wordml/cex" xmlns:w16cid="http://schemas.microsoft.com/office/word/2016/wordml/cid" xmlns:w16="http://schemas.microsoft.com/office/word/2018/wordml" xmlns:w16sdtdh="http://schemas.microsoft.com/office/word/2020/wordml/sdtdatahash" xmlns:w16sdtfl="http://schemas.microsoft.com/office/word/2024/wordml/sdtformatlock" xmlns:w16se="http://schemas.microsoft.com/office/word/2015/wordml/symex" xmlns:w16du="http://schemas.microsoft.com/office/word/2023/wordml/word16du" xmlns:wne="http://schemas.microsoft.com/office/word/2006/wordml" mc:Ignorable="w14 w15 w16se w16cid w16 w16cex w16sdtdh w16sdtfl w16du wp14">
   <w:footnote w:type="separator" w:id="-1">
     <w:p>
       <w:r>
@@ -3654,7 +3105,7 @@
 </file>
 
 <file path=word/header1.xml><?xml version="1.0" encoding="utf-8"?>
-<w:hdr xmlns:wpc="http://schemas.microsoft.com/office/word/2010/wordprocessingCanvas" xmlns:cx="http://schemas.microsoft.com/office/drawing/2014/chartex" xmlns:cx1="http://schemas.microsoft.com/office/drawing/2015/9/8/chartex" xmlns:cx2="http://schemas.microsoft.com/office/drawing/2015/10/21/chartex" xmlns:cx3="http://schemas.microsoft.com/office/drawing/2016/5/9/chartex" xmlns:cx4="http://schemas.microsoft.com/office/drawing/2016/5/10/chartex" xmlns:cx5="http://schemas.microsoft.com/office/drawing/2016/5/11/chartex" xmlns:cx6="http://schemas.microsoft.com/office/drawing/2016/5/12/chartex" xmlns:cx7="http://schemas.microsoft.com/office/drawing/2016/5/13/chartex" xmlns:cx8="http://schemas.microsoft.com/office/drawing/2016/5/14/chartex" xmlns:mc="http://schemas.openxmlformats.org/markup-compatibility/2006" xmlns:aink="http://schemas.microsoft.com/office/drawing/2016/ink" xmlns:am3d="http://schemas.microsoft.com/office/drawing/2017/model3d" xmlns:o="urn:schemas-microsoft-com:office:office" xmlns:oel="http://schemas.microsoft.com/office/2019/extlst" xmlns:r="http://schemas.openxmlformats.org/officeDocument/2006/relationships" xmlns:m="http://schemas.openxmlformats.org/officeDocument/2006/math" xmlns:v="urn:schemas-microsoft-com:vml" xmlns:wp14="http://schemas.microsoft.com/office/word/2010/wordprocessingDrawing" xmlns:wp="http://schemas.openxmlformats.org/drawingml/2006/wordprocessingDrawing" xmlns:w10="urn:schemas-microsoft-com:office:word" xmlns:w="http://schemas.openxmlformats.org/wordprocessingml/2006/main" xmlns:w14="http://schemas.microsoft.com/office/word/2010/wordml" xmlns:w15="http://schemas.microsoft.com/office/word/2012/wordml" xmlns:w16cex="http://schemas.microsoft.com/office/word/2018/wordml/cex" xmlns:w16cid="http://schemas.microsoft.com/office/word/2016/wordml/cid" xmlns:w16="http://schemas.microsoft.com/office/word/2018/wordml" xmlns:w16du="http://schemas.microsoft.com/office/word/2023/wordml/word16du" xmlns:w16sdtdh="http://schemas.microsoft.com/office/word/2020/wordml/sdtdatahash" xmlns:w16sdtfl="http://schemas.microsoft.com/office/word/2024/wordml/sdtformatlock" xmlns:w16se="http://schemas.microsoft.com/office/word/2015/wordml/symex" xmlns:wpg="http://schemas.microsoft.com/office/word/2010/wordprocessingGroup" xmlns:wpi="http://schemas.microsoft.com/office/word/2010/wordprocessingInk" xmlns:wne="http://schemas.microsoft.com/office/word/2006/wordml" xmlns:wps="http://schemas.microsoft.com/office/word/2010/wordprocessingShape" mc:Ignorable="w14 w15 w16se w16cid w16 w16cex w16sdtdh w16sdtfl w16du wp14">
+<w:hdr xmlns:wpc="http://schemas.microsoft.com/office/word/2010/wordprocessingCanvas" xmlns:cx="http://schemas.microsoft.com/office/drawing/2014/chartex" xmlns:cx1="http://schemas.microsoft.com/office/drawing/2015/9/8/chartex" xmlns:cx2="http://schemas.microsoft.com/office/drawing/2015/10/21/chartex" xmlns:cx3="http://schemas.microsoft.com/office/drawing/2016/5/9/chartex" xmlns:cx4="http://schemas.microsoft.com/office/drawing/2016/5/10/chartex" xmlns:cx5="http://schemas.microsoft.com/office/drawing/2016/5/11/chartex" xmlns:cx6="http://schemas.microsoft.com/office/drawing/2016/5/12/chartex" xmlns:cx7="http://schemas.microsoft.com/office/drawing/2016/5/13/chartex" xmlns:cx8="http://schemas.microsoft.com/office/drawing/2016/5/14/chartex" xmlns:mc="http://schemas.openxmlformats.org/markup-compatibility/2006" xmlns:m="http://schemas.openxmlformats.org/officeDocument/2006/math" xmlns:aink="http://schemas.microsoft.com/office/drawing/2016/ink" xmlns:am3d="http://schemas.microsoft.com/office/drawing/2017/model3d" xmlns:oel="http://schemas.microsoft.com/office/2019/extlst" xmlns:r="http://schemas.openxmlformats.org/officeDocument/2006/relationships" xmlns:wp14="http://schemas.microsoft.com/office/word/2010/wordprocessingDrawing" xmlns:wp="http://schemas.openxmlformats.org/drawingml/2006/wordprocessingDrawing" xmlns:wpg="http://schemas.microsoft.com/office/word/2010/wordprocessingGroup" xmlns:wpi="http://schemas.microsoft.com/office/word/2010/wordprocessingInk" xmlns:wps="http://schemas.microsoft.com/office/word/2010/wordprocessingShape" xmlns:o="urn:schemas-microsoft-com:office:office" xmlns:v="urn:schemas-microsoft-com:vml" xmlns:w10="urn:schemas-microsoft-com:office:word" xmlns:w="http://schemas.openxmlformats.org/wordprocessingml/2006/main" xmlns:w14="http://schemas.microsoft.com/office/word/2010/wordml" xmlns:w15="http://schemas.microsoft.com/office/word/2012/wordml" xmlns:w16cex="http://schemas.microsoft.com/office/word/2018/wordml/cex" xmlns:w16cid="http://schemas.microsoft.com/office/word/2016/wordml/cid" xmlns:w16="http://schemas.microsoft.com/office/word/2018/wordml" xmlns:w16sdtdh="http://schemas.microsoft.com/office/word/2020/wordml/sdtdatahash" xmlns:w16sdtfl="http://schemas.microsoft.com/office/word/2024/wordml/sdtformatlock" xmlns:w16se="http://schemas.microsoft.com/office/word/2015/wordml/symex" xmlns:w16du="http://schemas.microsoft.com/office/word/2023/wordml/word16du" xmlns:wne="http://schemas.microsoft.com/office/word/2006/wordml" mc:Ignorable="w14 w15 w16se w16cid w16 w16cex w16sdtdh w16sdtfl w16du wp14">
   <w:p>
     <w:pPr>
       <w:pStyle w:val="Logo"/>
@@ -3704,7 +3155,7 @@
 </file>
 
 <file path=word/numbering.xml><?xml version="1.0" encoding="utf-8"?>
-<w:numbering xmlns:wpc="http://schemas.microsoft.com/office/word/2010/wordprocessingCanvas" xmlns:cx="http://schemas.microsoft.com/office/drawing/2014/chartex" xmlns:cx1="http://schemas.microsoft.com/office/drawing/2015/9/8/chartex" xmlns:cx2="http://schemas.microsoft.com/office/drawing/2015/10/21/chartex" xmlns:cx3="http://schemas.microsoft.com/office/drawing/2016/5/9/chartex" xmlns:cx4="http://schemas.microsoft.com/office/drawing/2016/5/10/chartex" xmlns:cx5="http://schemas.microsoft.com/office/drawing/2016/5/11/chartex" xmlns:cx6="http://schemas.microsoft.com/office/drawing/2016/5/12/chartex" xmlns:cx7="http://schemas.microsoft.com/office/drawing/2016/5/13/chartex" xmlns:cx8="http://schemas.microsoft.com/office/drawing/2016/5/14/chartex" xmlns:mc="http://schemas.openxmlformats.org/markup-compatibility/2006" xmlns:aink="http://schemas.microsoft.com/office/drawing/2016/ink" xmlns:am3d="http://schemas.microsoft.com/office/drawing/2017/model3d" xmlns:o="urn:schemas-microsoft-com:office:office" xmlns:oel="http://schemas.microsoft.com/office/2019/extlst" xmlns:r="http://schemas.openxmlformats.org/officeDocument/2006/relationships" xmlns:m="http://schemas.openxmlformats.org/officeDocument/2006/math" xmlns:v="urn:schemas-microsoft-com:vml" xmlns:wp14="http://schemas.microsoft.com/office/word/2010/wordprocessingDrawing" xmlns:wp="http://schemas.openxmlformats.org/drawingml/2006/wordprocessingDrawing" xmlns:w10="urn:schemas-microsoft-com:office:word" xmlns:w="http://schemas.openxmlformats.org/wordprocessingml/2006/main" xmlns:w14="http://schemas.microsoft.com/office/word/2010/wordml" xmlns:w15="http://schemas.microsoft.com/office/word/2012/wordml" xmlns:w16cex="http://schemas.microsoft.com/office/word/2018/wordml/cex" xmlns:w16cid="http://schemas.microsoft.com/office/word/2016/wordml/cid" xmlns:w16="http://schemas.microsoft.com/office/word/2018/wordml" xmlns:w16du="http://schemas.microsoft.com/office/word/2023/wordml/word16du" xmlns:w16sdtdh="http://schemas.microsoft.com/office/word/2020/wordml/sdtdatahash" xmlns:w16sdtfl="http://schemas.microsoft.com/office/word/2024/wordml/sdtformatlock" xmlns:w16se="http://schemas.microsoft.com/office/word/2015/wordml/symex" xmlns:wpg="http://schemas.microsoft.com/office/word/2010/wordprocessingGroup" xmlns:wpi="http://schemas.microsoft.com/office/word/2010/wordprocessingInk" xmlns:wne="http://schemas.microsoft.com/office/word/2006/wordml" xmlns:wps="http://schemas.microsoft.com/office/word/2010/wordprocessingShape" mc:Ignorable="w14 w15 w16se w16cid w16 w16cex w16sdtdh w16sdtfl w16du wp14">
+<w:numbering xmlns:wpc="http://schemas.microsoft.com/office/word/2010/wordprocessingCanvas" xmlns:cx="http://schemas.microsoft.com/office/drawing/2014/chartex" xmlns:cx1="http://schemas.microsoft.com/office/drawing/2015/9/8/chartex" xmlns:cx2="http://schemas.microsoft.com/office/drawing/2015/10/21/chartex" xmlns:cx3="http://schemas.microsoft.com/office/drawing/2016/5/9/chartex" xmlns:cx4="http://schemas.microsoft.com/office/drawing/2016/5/10/chartex" xmlns:cx5="http://schemas.microsoft.com/office/drawing/2016/5/11/chartex" xmlns:cx6="http://schemas.microsoft.com/office/drawing/2016/5/12/chartex" xmlns:cx7="http://schemas.microsoft.com/office/drawing/2016/5/13/chartex" xmlns:cx8="http://schemas.microsoft.com/office/drawing/2016/5/14/chartex" xmlns:mc="http://schemas.openxmlformats.org/markup-compatibility/2006" xmlns:m="http://schemas.openxmlformats.org/officeDocument/2006/math" xmlns:aink="http://schemas.microsoft.com/office/drawing/2016/ink" xmlns:am3d="http://schemas.microsoft.com/office/drawing/2017/model3d" xmlns:oel="http://schemas.microsoft.com/office/2019/extlst" xmlns:r="http://schemas.openxmlformats.org/officeDocument/2006/relationships" xmlns:wp14="http://schemas.microsoft.com/office/word/2010/wordprocessingDrawing" xmlns:wp="http://schemas.openxmlformats.org/drawingml/2006/wordprocessingDrawing" xmlns:wpg="http://schemas.microsoft.com/office/word/2010/wordprocessingGroup" xmlns:wpi="http://schemas.microsoft.com/office/word/2010/wordprocessingInk" xmlns:wps="http://schemas.microsoft.com/office/word/2010/wordprocessingShape" xmlns:o="urn:schemas-microsoft-com:office:office" xmlns:v="urn:schemas-microsoft-com:vml" xmlns:w10="urn:schemas-microsoft-com:office:word" xmlns:w="http://schemas.openxmlformats.org/wordprocessingml/2006/main" xmlns:w14="http://schemas.microsoft.com/office/word/2010/wordml" xmlns:w15="http://schemas.microsoft.com/office/word/2012/wordml" xmlns:w16cex="http://schemas.microsoft.com/office/word/2018/wordml/cex" xmlns:w16cid="http://schemas.microsoft.com/office/word/2016/wordml/cid" xmlns:w16="http://schemas.microsoft.com/office/word/2018/wordml" xmlns:w16sdtdh="http://schemas.microsoft.com/office/word/2020/wordml/sdtdatahash" xmlns:w16sdtfl="http://schemas.microsoft.com/office/word/2024/wordml/sdtformatlock" xmlns:w16se="http://schemas.microsoft.com/office/word/2015/wordml/symex" xmlns:w16du="http://schemas.microsoft.com/office/word/2023/wordml/word16du" xmlns:wne="http://schemas.microsoft.com/office/word/2006/wordml" mc:Ignorable="w14 w15 w16se w16cid w16 w16cex w16sdtdh w16sdtfl w16du wp14">
   <w:abstractNum w:abstractNumId="0" w15:restartNumberingAfterBreak="0">
     <w:nsid w:val="01F7215A"/>
     <w:multiLevelType w:val="multilevel"/>
@@ -11380,7 +10831,7 @@
 </file>
 
 <file path=word/styles.xml><?xml version="1.0" encoding="utf-8"?>
-<w:styles xmlns:mc="http://schemas.openxmlformats.org/markup-compatibility/2006" xmlns:r="http://schemas.openxmlformats.org/officeDocument/2006/relationships" xmlns:w="http://schemas.openxmlformats.org/wordprocessingml/2006/main" xmlns:w14="http://schemas.microsoft.com/office/word/2010/wordml" xmlns:w15="http://schemas.microsoft.com/office/word/2012/wordml" xmlns:w16cex="http://schemas.microsoft.com/office/word/2018/wordml/cex" xmlns:w16cid="http://schemas.microsoft.com/office/word/2016/wordml/cid" xmlns:w16="http://schemas.microsoft.com/office/word/2018/wordml" xmlns:w16du="http://schemas.microsoft.com/office/word/2023/wordml/word16du" xmlns:w16sdtdh="http://schemas.microsoft.com/office/word/2020/wordml/sdtdatahash" xmlns:w16sdtfl="http://schemas.microsoft.com/office/word/2024/wordml/sdtformatlock" xmlns:w16se="http://schemas.microsoft.com/office/word/2015/wordml/symex" mc:Ignorable="w14 w15 w16se w16cid w16 w16cex w16sdtdh w16sdtfl w16du">
+<w:styles xmlns:mc="http://schemas.openxmlformats.org/markup-compatibility/2006" xmlns:r="http://schemas.openxmlformats.org/officeDocument/2006/relationships" xmlns:w="http://schemas.openxmlformats.org/wordprocessingml/2006/main" xmlns:w14="http://schemas.microsoft.com/office/word/2010/wordml" xmlns:w15="http://schemas.microsoft.com/office/word/2012/wordml" xmlns:w16cex="http://schemas.microsoft.com/office/word/2018/wordml/cex" xmlns:w16cid="http://schemas.microsoft.com/office/word/2016/wordml/cid" xmlns:w16="http://schemas.microsoft.com/office/word/2018/wordml" xmlns:w16sdtdh="http://schemas.microsoft.com/office/word/2020/wordml/sdtdatahash" xmlns:w16sdtfl="http://schemas.microsoft.com/office/word/2024/wordml/sdtformatlock" xmlns:w16se="http://schemas.microsoft.com/office/word/2015/wordml/symex" xmlns:w16du="http://schemas.microsoft.com/office/word/2023/wordml/word16du" mc:Ignorable="w14 w15 w16se w16cid w16 w16cex w16sdtdh w16sdtfl w16du">
   <w:docDefaults>
     <w:rPrDefault>
       <w:rPr>
@@ -11484,7 +10935,7 @@
     <w:lsdException w:name="Block Text" w:semiHidden="1" w:unhideWhenUsed="1"/>
     <w:lsdException w:name="Hyperlink" w:semiHidden="1" w:unhideWhenUsed="1"/>
     <w:lsdException w:name="FollowedHyperlink" w:semiHidden="1" w:unhideWhenUsed="1"/>
-    <w:lsdException w:name="Strong" w:uiPriority="22"/>
+    <w:lsdException w:name="Strong" w:uiPriority="22" w:qFormat="1"/>
     <w:lsdException w:name="Emphasis" w:uiPriority="20" w:qFormat="1"/>
     <w:lsdException w:name="Document Map" w:semiHidden="1" w:unhideWhenUsed="1"/>
     <w:lsdException w:name="Plain Text" w:semiHidden="1" w:unhideWhenUsed="1"/>
@@ -12959,7 +12410,6 @@
     <w:name w:val="Normal (Web)"/>
     <w:basedOn w:val="Normal"/>
     <w:uiPriority w:val="99"/>
-    <w:semiHidden/>
     <w:unhideWhenUsed/>
     <w:rsid w:val="005B296E"/>
     <w:pPr>
@@ -13901,6 +13351,17 @@
     <w:rPr>
       <w:i/>
       <w:iCs/>
+    </w:rPr>
+  </w:style>
+  <w:style w:type="character" w:styleId="Strong">
+    <w:name w:val="Strong"/>
+    <w:basedOn w:val="DefaultParagraphFont"/>
+    <w:uiPriority w:val="22"/>
+    <w:qFormat/>
+    <w:rsid w:val="0063351C"/>
+    <w:rPr>
+      <w:b/>
+      <w:bCs/>
     </w:rPr>
   </w:style>
 </w:styles>
@@ -14227,28 +13688,28 @@
 </file>
 
 <file path=customXml/item1.xml><?xml version="1.0" encoding="utf-8"?>
-<b:Sources xmlns:b="http://schemas.openxmlformats.org/officeDocument/2006/bibliography" xmlns="http://schemas.openxmlformats.org/officeDocument/2006/bibliography" SelectedStyle="/APASixthEditionOfficeOnline.xsl" StyleName="APA" Version="6"/>
-</file>
-
-<file path=customXml/item2.xml><?xml version="1.0" encoding="utf-8"?>
 <go:gDocsCustomXmlDataStorage xmlns:go="http://customooxmlschemas.google.com/" xmlns:r="http://schemas.openxmlformats.org/officeDocument/2006/relationships" uri="GoogleDocsCustomDataVersion2">
   <go:docsCustomData xmlns:go="http://customooxmlschemas.google.com/" roundtripDataSignature="AMtx7mjNM190Tgsv8Hr7tOEtkBC9xrTWYw==">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</go:docsCustomData>
 </go:gDocsCustomXmlDataStorage>
 </file>
 
-<file path=customXml/itemProps1.xml><?xml version="1.0" encoding="utf-8"?>
-<ds:datastoreItem xmlns:ds="http://schemas.openxmlformats.org/officeDocument/2006/customXml" ds:itemID="{1BF72D80-5CC7-EB46-A118-175E8DAC0E96}">
-  <ds:schemaRefs>
-    <ds:schemaRef ds:uri="http://schemas.openxmlformats.org/officeDocument/2006/bibliography"/>
-  </ds:schemaRefs>
-</ds:datastoreItem>
+<file path=customXml/item2.xml><?xml version="1.0" encoding="utf-8"?>
+<b:Sources xmlns:b="http://schemas.openxmlformats.org/officeDocument/2006/bibliography" xmlns="http://schemas.openxmlformats.org/officeDocument/2006/bibliography" SelectedStyle="/APASixthEditionOfficeOnline.xsl" StyleName="APA" Version="6"/>
 </file>
 
-<file path=customXml/itemProps2.xml><?xml version="1.0" encoding="utf-8"?>
+<file path=customXml/itemProps1.xml><?xml version="1.0" encoding="utf-8"?>
 <ds:datastoreItem xmlns:ds="http://schemas.openxmlformats.org/officeDocument/2006/customXml" ds:itemID="{11111111-1234-1234-1234-123412341234}">
   <ds:schemaRefs>
     <ds:schemaRef ds:uri="http://customooxmlschemas.google.com/"/>
     <ds:schemaRef ds:uri="http://schemas.openxmlformats.org/officeDocument/2006/relationships"/>
   </ds:schemaRefs>
 </ds:datastoreItem>
+</file>
+
+<file path=customXml/itemProps2.xml><?xml version="1.0" encoding="utf-8"?>
+<ds:datastoreItem xmlns:ds="http://schemas.openxmlformats.org/officeDocument/2006/customXml" ds:itemID="{1BF72D80-5CC7-EB46-A118-175E8DAC0E96}">
+  <ds:schemaRefs>
+    <ds:schemaRef ds:uri="http://schemas.openxmlformats.org/officeDocument/2006/bibliography"/>
+  </ds:schemaRefs>
+</ds:datastoreItem>
 </file>